--- a/docs/testing/samples/2026-10-12-word-style-sample.docx
+++ b/docs/testing/samples/2026-10-12-word-style-sample.docx
@@ -707,7 +707,7 @@
     <w:basedOn w:val="Normal"/>
     <w:pPr>
       <w:spacing w:before="0" w:after="0" w:line="560" w:lineRule="exact"/>
-      <w:ind w:firstLineChars="200"/>
+      <w:ind w:firstLineChars="200" w:firstLine="560"/>
       <w:jc w:val="both"/>
     </w:pPr>
     <w:rPr>
